--- a/docs/Hardware-Beschreibung_C3_S3.docx
+++ b/docs/Hardware-Beschreibung_C3_S3.docx
@@ -9639,7 +9639,7 @@
         </w:numPr>
       </w:pPr>
       <w:r>
-        <w:t xml:space="preserve">S3-Platine: Bauteile und Netze aus der C3-Platine übernommen, J6 (UART C) ergänzt; 20 Verbindungen sind noch nicht geroutet; DRC wurde in dieser Umgebung nicht durchgeführt.</w:t>
+        <w:t xml:space="preserve">S3-Platine: Bauteile und Netze aus der C3-Platine übernommen, J6 (UART C) ergänzt; die Leitungen an U1 sind neu verlegt; DRC wurde in dieser Umgebung nicht durchgeführt.</w:t>
       </w:r>
     </w:p>
     <w:p>
